--- a/docs/design/Data_Quality.docx
+++ b/docs/design/Data_Quality.docx
@@ -21,7 +21,7 @@
     </w:p>
     <w:p>
       <w:r>
-        <w:t>This document covers the data quality issues found in the Alltown Fresh dataset. The dataset contains three files: order_items.csv (203,519 rows), order_item_options.csv (193,017 rows), and date_dim.csv (365 rows). These files hold transactional data for a restaurant chain with 28 locations, spanning from April 2020 to February 2024.</w:t>
+        <w:t>This document covers the data quality issues found in the Retail Restaurant Chain dataset. The dataset contains three files: order_items.csv (203,519 rows), order_item_options.csv (193,017 rows), and date_dim.csv (365 rows). These files hold transactional data for a restaurant chain with 28 locations, spanning from April 2020 to February 2024.</w:t>
       </w:r>
     </w:p>
     <w:p>
@@ -477,7 +477,7 @@
           </w:tcPr>
           <w:p>
             <w:r>
-              <w:t>Alltown Fresh</w:t>
+              <w:t>Retail Restaurant Chain</w:t>
             </w:r>
           </w:p>
         </w:tc>
@@ -509,7 +509,7 @@
           </w:tcPr>
           <w:p>
             <w:r>
-              <w:t>Alltown Neighborhood Perks</w:t>
+              <w:t>Retail Neighborhood Perks</w:t>
             </w:r>
           </w:p>
         </w:tc>
@@ -541,7 +541,7 @@
           </w:tcPr>
           <w:p>
             <w:r>
-              <w:t>Alltown Fresh - DEVELOPMENT</w:t>
+              <w:t>Retail Restaurant Chain - DEVELOPMENT</w:t>
             </w:r>
           </w:p>
         </w:tc>
@@ -570,7 +570,7 @@
     <w:p/>
     <w:p>
       <w:r>
-        <w:t>The "Alltown Fresh - DEVELOPMENT" entries are test data. All 826 rows come from a single restaurant ID (6050e76361e498ca740bba6f) that does not appear anywhere in the production data. This test restaurant was active from March 2021 to February 2024. It was clearly used for internal testing and is not real transaction data.</w:t>
+        <w:t>The "Retail Restaurant Chain - DEVELOPMENT" entries are test data. All 826 rows come from a single restaurant ID (6050e76361e498ca740bba6f) that does not appear anywhere in the production data. This test restaurant was active from March 2021 to February 2024. It was clearly used for internal testing and is not real transaction data.</w:t>
       </w:r>
     </w:p>
     <w:p>
@@ -586,7 +586,7 @@
         <w:t xml:space="preserve">Action: </w:t>
       </w:r>
       <w:r>
-        <w:t>All rows where APP_NAME is "Alltown Fresh - DEVELOPMENT" will be removed (826 rows). The single "Test Items" category row will also be removed.</w:t>
+        <w:t>All rows where APP_NAME is "Retail Restaurant Chain - DEVELOPMENT" will be removed (826 rows). The single "Test Items" category row will also be removed.</w:t>
       </w:r>
     </w:p>
     <w:p/>
